--- a/template.docx
+++ b/template.docx
@@ -47,7 +47,21 @@
           <w:sz w:val="22"/>
           <w:szCs w:val="22"/>
         </w:rPr>
-        <w:t xml:space="preserve"> for serving as a judge and/or mentor for the </w:t>
+        <w:t xml:space="preserve"> for serving as a judge an</w:t>
+      </w:r>
+      <w:r>
+        <w:rPr>
+          <w:sz w:val="22"/>
+          <w:szCs w:val="22"/>
+        </w:rPr>
+        <w:t>d</w:t>
+      </w:r>
+      <w:r>
+        <w:rPr>
+          <w:sz w:val="22"/>
+          <w:szCs w:val="22"/>
+        </w:rPr>
+        <w:t xml:space="preserve"> mentor for the </w:t>
       </w:r>
       <w:r>
         <w:rPr>
